--- a/CV/ZhangShuyang_CV_251006.docx
+++ b/CV/ZhangShuyang_CV_251006.docx
@@ -398,16 +398,14 @@
         </w:rPr>
         <w:t xml:space="preserve">: </w:t>
       </w:r>
-      <w:hyperlink r:id="rId10" w:history="1">
-        <w:r>
-          <w:rPr>
-            <w:rStyle w:val="af2"/>
-            <w:rFonts w:ascii="Times New Roman" w:hAnsi="Times New Roman" w:cs="Times New Roman" w:hint="eastAsia"/>
-            <w:u w:val="none"/>
-          </w:rPr>
-          <w:t>https://www.linkedin.com/in/shuyang-shawn-zhang-b355602a7</w:t>
-        </w:r>
-      </w:hyperlink>
+      <w:r>
+        <w:rPr>
+          <w:rStyle w:val="af2"/>
+          <w:rFonts w:ascii="Times New Roman" w:hAnsi="Times New Roman" w:cs="Times New Roman" w:hint="eastAsia"/>
+          <w:u w:val="none"/>
+        </w:rPr>
+        <w:t>https://www.linkedin.com/in/shuyang-zhang-b355602a7/</w:t>
+      </w:r>
     </w:p>
     <w:p>
       <w:pPr>
@@ -435,7 +433,7 @@
         </w:rPr>
         <w:t xml:space="preserve"> </w:t>
       </w:r>
-      <w:hyperlink r:id="rId11" w:history="1">
+      <w:hyperlink r:id="rId10" w:history="1">
         <w:r>
           <w:rPr>
             <w:rStyle w:val="af2"/>
@@ -1503,7 +1501,7 @@
         </w:rPr>
         <w:t xml:space="preserve">ORCID: </w:t>
       </w:r>
-      <w:hyperlink r:id="rId12" w:history="1">
+      <w:hyperlink r:id="rId11" w:history="1">
         <w:r>
           <w:rPr>
             <w:rStyle w:val="af2"/>
@@ -1533,7 +1531,7 @@
         </w:rPr>
         <w:t xml:space="preserve"> </w:t>
       </w:r>
-      <w:hyperlink r:id="rId13" w:history="1">
+      <w:hyperlink r:id="rId12" w:history="1">
         <w:r>
           <w:rPr>
             <w:rStyle w:val="af2"/>
@@ -1559,7 +1557,7 @@
         </w:rPr>
         <w:t xml:space="preserve">Google Scholar: </w:t>
       </w:r>
-      <w:hyperlink r:id="rId14" w:history="1">
+      <w:hyperlink r:id="rId13" w:history="1">
         <w:r>
           <w:rPr>
             <w:rStyle w:val="af2"/>
@@ -1612,7 +1610,7 @@
         </w:rPr>
         <w:t xml:space="preserve">Scopus: </w:t>
       </w:r>
-      <w:hyperlink r:id="rId15" w:history="1">
+      <w:hyperlink r:id="rId14" w:history="1">
         <w:r>
           <w:rPr>
             <w:rStyle w:val="af2"/>
@@ -1671,7 +1669,7 @@
         </w:rPr>
         <w:t xml:space="preserve">ResearchGate: </w:t>
       </w:r>
-      <w:hyperlink r:id="rId16" w:history="1">
+      <w:hyperlink r:id="rId15" w:history="1">
         <w:r>
           <w:rPr>
             <w:rStyle w:val="af2"/>
@@ -1894,7 +1892,7 @@
         </w:rPr>
         <w:t xml:space="preserve"> </w:t>
       </w:r>
-      <w:hyperlink r:id="rId17" w:history="1">
+      <w:hyperlink r:id="rId16" w:history="1">
         <w:r>
           <w:rPr>
             <w:rStyle w:val="af2"/>
@@ -1958,7 +1956,7 @@
         </w:rPr>
         <w:t xml:space="preserve">113824. (SCI Q1, IF=7.6) </w:t>
       </w:r>
-      <w:hyperlink r:id="rId18" w:tgtFrame="_blank" w:tooltip="Persistent link using digital object identifier" w:history="1">
+      <w:hyperlink r:id="rId17" w:tgtFrame="_blank" w:tooltip="Persistent link using digital object identifier" w:history="1">
         <w:r>
           <w:rPr>
             <w:rStyle w:val="af2"/>
@@ -2084,7 +2082,7 @@
         </w:rPr>
         <w:t xml:space="preserve"> </w:t>
       </w:r>
-      <w:hyperlink r:id="rId19" w:tgtFrame="_blank" w:tooltip="Persistent link using digital object identifier" w:history="1">
+      <w:hyperlink r:id="rId18" w:tgtFrame="_blank" w:tooltip="Persistent link using digital object identifier" w:history="1">
         <w:r>
           <w:rPr>
             <w:rStyle w:val="af2"/>
@@ -2205,7 +2203,7 @@
         </w:rPr>
         <w:t xml:space="preserve"> </w:t>
       </w:r>
-      <w:hyperlink r:id="rId20" w:tgtFrame="_blank" w:tooltip="Persistent link using digital object identifier" w:history="1">
+      <w:hyperlink r:id="rId19" w:tgtFrame="_blank" w:tooltip="Persistent link using digital object identifier" w:history="1">
         <w:r>
           <w:rPr>
             <w:rStyle w:val="af2"/>
@@ -2282,7 +2280,7 @@
         </w:rPr>
         <w:t xml:space="preserve">) </w:t>
       </w:r>
-      <w:hyperlink r:id="rId21" w:history="1">
+      <w:hyperlink r:id="rId20" w:history="1">
         <w:r>
           <w:rPr>
             <w:rStyle w:val="af2"/>
@@ -2489,7 +2487,7 @@
         </w:rPr>
         <w:t xml:space="preserve"> </w:t>
       </w:r>
-      <w:hyperlink r:id="rId22" w:tgtFrame="_blank" w:tooltip="Persistent link using digital object identifier" w:history="1">
+      <w:hyperlink r:id="rId21" w:tgtFrame="_blank" w:tooltip="Persistent link using digital object identifier" w:history="1">
         <w:r>
           <w:rPr>
             <w:rStyle w:val="af2"/>
@@ -2571,7 +2569,7 @@
         </w:rPr>
         <w:t xml:space="preserve">. (SCI Q1, IF=15.7) </w:t>
       </w:r>
-      <w:hyperlink r:id="rId23" w:history="1">
+      <w:hyperlink r:id="rId22" w:history="1">
         <w:r>
           <w:rPr>
             <w:rStyle w:val="af2"/>
@@ -2762,7 +2760,7 @@
         </w:rPr>
         <w:t xml:space="preserve"> </w:t>
       </w:r>
-      <w:hyperlink r:id="rId24" w:history="1">
+      <w:hyperlink r:id="rId23" w:history="1">
         <w:r>
           <w:rPr>
             <w:rStyle w:val="af2"/>
@@ -2875,7 +2873,7 @@
         </w:rPr>
         <w:t xml:space="preserve"> </w:t>
       </w:r>
-      <w:hyperlink r:id="rId25" w:history="1">
+      <w:hyperlink r:id="rId24" w:history="1">
         <w:r>
           <w:rPr>
             <w:rStyle w:val="af2"/>
@@ -3025,7 +3023,7 @@
         </w:rPr>
         <w:t xml:space="preserve"> </w:t>
       </w:r>
-      <w:hyperlink r:id="rId26" w:history="1">
+      <w:hyperlink r:id="rId25" w:history="1">
         <w:r>
           <w:rPr>
             <w:rStyle w:val="af2"/>
@@ -3150,7 +3148,7 @@
         </w:rPr>
         <w:t xml:space="preserve"> </w:t>
       </w:r>
-      <w:hyperlink r:id="rId27" w:tgtFrame="_blank" w:tooltip="Persistent link using digital object identifier" w:history="1">
+      <w:hyperlink r:id="rId26" w:tgtFrame="_blank" w:tooltip="Persistent link using digital object identifier" w:history="1">
         <w:r>
           <w:rPr>
             <w:rStyle w:val="af2"/>
@@ -3233,7 +3231,7 @@
         </w:rPr>
         <w:t xml:space="preserve"> </w:t>
       </w:r>
-      <w:hyperlink r:id="rId28" w:tgtFrame="_blank" w:tooltip="Persistent link using digital object identifier" w:history="1">
+      <w:hyperlink r:id="rId27" w:tgtFrame="_blank" w:tooltip="Persistent link using digital object identifier" w:history="1">
         <w:r>
           <w:rPr>
             <w:rStyle w:val="af2"/>
@@ -3333,7 +3331,7 @@
         </w:rPr>
         <w:t xml:space="preserve"> </w:t>
       </w:r>
-      <w:hyperlink r:id="rId29" w:history="1">
+      <w:hyperlink r:id="rId28" w:history="1">
         <w:r>
           <w:rPr>
             <w:rStyle w:val="af2"/>
@@ -3520,7 +3518,7 @@
         </w:rPr>
         <w:t xml:space="preserve"> </w:t>
       </w:r>
-      <w:hyperlink r:id="rId30" w:tgtFrame="_blank" w:history="1">
+      <w:hyperlink r:id="rId29" w:tgtFrame="_blank" w:history="1">
         <w:r>
           <w:rPr>
             <w:rStyle w:val="af2"/>
@@ -7913,8 +7911,8 @@
       </w:r>
     </w:p>
     <w:sectPr>
-      <w:headerReference w:type="default" r:id="rId31"/>
-      <w:footerReference w:type="default" r:id="rId32"/>
+      <w:headerReference w:type="default" r:id="rId30"/>
+      <w:footerReference w:type="default" r:id="rId31"/>
       <w:pgSz w:w="11906" w:h="16838"/>
       <w:pgMar w:top="1077" w:right="1077" w:bottom="1077" w:left="1077" w:header="737" w:footer="992" w:gutter="0"/>
       <w:cols w:space="425"/>

--- a/CV/ZhangShuyang_CV_251006.docx
+++ b/CV/ZhangShuyang_CV_251006.docx
@@ -6943,7 +6943,7 @@
           <w:b/>
           <w:bCs/>
         </w:rPr>
-        <w:t>Invited Talks</w:t>
+        <w:t>Seminar</w:t>
       </w:r>
     </w:p>
     <w:tbl>
@@ -7049,30 +7049,198 @@
             </w:pPr>
             <w:r>
               <w:rPr>
-                <w:rFonts w:ascii="Times New Roman" w:hAnsi="Times New Roman" w:cs="Times New Roman"/>
-                <w:i/>
-                <w:iCs/>
-                <w:szCs w:val="21"/>
-              </w:rPr>
-              <w:t>Department of Architecture, National University of Singapore</w:t>
-            </w:r>
-            <w:r>
-              <w:rPr>
                 <w:rFonts w:ascii="Times New Roman" w:hAnsi="Times New Roman" w:cs="Times New Roman" w:hint="eastAsia"/>
                 <w:i/>
                 <w:iCs/>
                 <w:szCs w:val="21"/>
               </w:rPr>
-              <w:t xml:space="preserve">, </w:t>
-            </w:r>
-            <w:r>
-              <w:rPr>
-                <w:rFonts w:ascii="Times New Roman" w:hAnsi="Times New Roman" w:cs="Times New Roman"/>
+              <w:t>Urban Climate Design Lab</w:t>
+            </w:r>
+            <w:r>
+              <w:rPr>
+                <w:rFonts w:ascii="Times New Roman" w:hAnsi="Times New Roman" w:cs="Times New Roman" w:hint="eastAsia"/>
                 <w:i/>
                 <w:iCs/>
                 <w:szCs w:val="21"/>
               </w:rPr>
-              <w:t>Singapore</w:t>
+              <w:t xml:space="preserve">, </w:t>
+            </w:r>
+            <w:r>
+              <w:rPr>
+                <w:rFonts w:ascii="Times New Roman" w:hAnsi="Times New Roman" w:cs="Times New Roman"/>
+                <w:i/>
+                <w:iCs/>
+                <w:szCs w:val="21"/>
+              </w:rPr>
+              <w:t>Department of Architecture, National University of Singapore</w:t>
+            </w:r>
+          </w:p>
+        </w:tc>
+      </w:tr>
+      <w:tr>
+        <w:tc>
+          <w:tcPr>
+            <w:tcW w:w="1980" w:type="dxa"/>
+          </w:tcPr>
+          <w:p>
+            <w:pPr>
+              <w:spacing w:after="60"/>
+              <w:rPr>
+                <w:rFonts w:ascii="Times New Roman" w:hAnsi="Times New Roman" w:cs="Times New Roman"/>
+              </w:rPr>
+            </w:pPr>
+            <w:r>
+              <w:rPr>
+                <w:rFonts w:ascii="Times New Roman" w:hAnsi="Times New Roman" w:cs="Times New Roman"/>
+              </w:rPr>
+              <w:t>•</w:t>
+            </w:r>
+            <w:r>
+              <w:rPr>
+                <w:rFonts w:ascii="Times New Roman" w:hAnsi="Times New Roman" w:cs="Times New Roman" w:hint="eastAsia"/>
+              </w:rPr>
+              <w:t xml:space="preserve"> 202</w:t>
+            </w:r>
+            <w:r>
+              <w:rPr>
+                <w:rFonts w:ascii="Times New Roman" w:hAnsi="Times New Roman" w:cs="Times New Roman"/>
+              </w:rPr>
+              <w:t>6</w:t>
+            </w:r>
+            <w:r>
+              <w:rPr>
+                <w:rFonts w:ascii="Times New Roman" w:hAnsi="Times New Roman" w:cs="Times New Roman" w:hint="eastAsia"/>
+              </w:rPr>
+              <w:t>.0</w:t>
+            </w:r>
+            <w:r>
+              <w:rPr>
+                <w:rFonts w:ascii="Times New Roman" w:hAnsi="Times New Roman" w:cs="Times New Roman"/>
+              </w:rPr>
+              <w:t>3</w:t>
+            </w:r>
+          </w:p>
+        </w:tc>
+        <w:tc>
+          <w:tcPr>
+            <w:tcW w:w="7762" w:type="dxa"/>
+          </w:tcPr>
+          <w:p>
+            <w:pPr>
+              <w:spacing w:after="60"/>
+              <w:rPr>
+                <w:rFonts w:ascii="Times New Roman" w:hAnsi="Times New Roman" w:cs="Times New Roman"/>
+                <w:b/>
+                <w:bCs/>
+              </w:rPr>
+            </w:pPr>
+            <w:r>
+              <w:rPr>
+                <w:rFonts w:ascii="Times New Roman" w:hAnsi="Times New Roman" w:cs="Times New Roman"/>
+                <w:b/>
+                <w:bCs/>
+              </w:rPr>
+              <w:t>Empirical Analysis and Application of UCM and UBEM Tools Based on Localized Weather Data</w:t>
+            </w:r>
+          </w:p>
+          <w:p>
+            <w:pPr>
+              <w:spacing w:after="60"/>
+              <w:rPr>
+                <w:rFonts w:ascii="Times New Roman" w:hAnsi="Times New Roman" w:cs="Times New Roman" w:hint="eastAsia"/>
+                <w:b/>
+                <w:bCs/>
+              </w:rPr>
+            </w:pPr>
+            <w:r>
+              <w:rPr>
+                <w:rFonts w:ascii="Times New Roman" w:hAnsi="Times New Roman" w:cs="Times New Roman" w:hint="eastAsia"/>
+                <w:i/>
+                <w:iCs/>
+                <w:szCs w:val="21"/>
+              </w:rPr>
+              <w:t>C</w:t>
+            </w:r>
+            <w:r>
+              <w:rPr>
+                <w:rFonts w:ascii="Times New Roman" w:hAnsi="Times New Roman" w:cs="Times New Roman" w:hint="eastAsia"/>
+                <w:i/>
+                <w:iCs/>
+                <w:szCs w:val="21"/>
+              </w:rPr>
+              <w:t xml:space="preserve">ity </w:t>
+            </w:r>
+            <w:r>
+              <w:rPr>
+                <w:rFonts w:ascii="Times New Roman" w:hAnsi="Times New Roman" w:cs="Times New Roman" w:hint="eastAsia"/>
+                <w:i/>
+                <w:iCs/>
+                <w:szCs w:val="21"/>
+              </w:rPr>
+              <w:t>S</w:t>
+            </w:r>
+            <w:r>
+              <w:rPr>
+                <w:rFonts w:ascii="Times New Roman" w:hAnsi="Times New Roman" w:cs="Times New Roman" w:hint="eastAsia"/>
+                <w:i/>
+                <w:iCs/>
+                <w:szCs w:val="21"/>
+              </w:rPr>
+              <w:t xml:space="preserve">yntax </w:t>
+            </w:r>
+            <w:r>
+              <w:rPr>
+                <w:rFonts w:ascii="Times New Roman" w:hAnsi="Times New Roman" w:cs="Times New Roman" w:hint="eastAsia"/>
+                <w:i/>
+                <w:iCs/>
+                <w:szCs w:val="21"/>
+              </w:rPr>
+              <w:t>L</w:t>
+            </w:r>
+            <w:r>
+              <w:rPr>
+                <w:rFonts w:ascii="Times New Roman" w:hAnsi="Times New Roman" w:cs="Times New Roman" w:hint="eastAsia"/>
+                <w:i/>
+                <w:iCs/>
+                <w:szCs w:val="21"/>
+              </w:rPr>
+              <w:t>ab</w:t>
+            </w:r>
+            <w:r>
+              <w:rPr>
+                <w:rFonts w:ascii="Times New Roman" w:hAnsi="Times New Roman" w:cs="Times New Roman" w:hint="eastAsia"/>
+                <w:i/>
+                <w:iCs/>
+                <w:szCs w:val="21"/>
+              </w:rPr>
+              <w:t xml:space="preserve">, </w:t>
+            </w:r>
+            <w:r>
+              <w:rPr>
+                <w:rFonts w:ascii="Times New Roman" w:hAnsi="Times New Roman" w:cs="Times New Roman"/>
+                <w:i/>
+                <w:iCs/>
+                <w:szCs w:val="21"/>
+              </w:rPr>
+              <w:t xml:space="preserve">Department of </w:t>
+            </w:r>
+            <w:r>
+              <w:rPr>
+                <w:rFonts w:ascii="Times New Roman" w:hAnsi="Times New Roman" w:cs="Times New Roman"/>
+                <w:i/>
+                <w:iCs/>
+                <w:szCs w:val="21"/>
+              </w:rPr>
+              <w:t>Built Environment</w:t>
+            </w:r>
+            <w:r>
+              <w:rPr>
+                <w:rFonts w:ascii="Times New Roman" w:hAnsi="Times New Roman" w:cs="Times New Roman"/>
+                <w:i/>
+                <w:iCs/>
+                <w:szCs w:val="21"/>
+              </w:rPr>
+              <w:t>, National University of Singapore</w:t>
             </w:r>
           </w:p>
         </w:tc>

--- a/CV/ZhangShuyang_CV_251006.docx
+++ b/CV/ZhangShuyang_CV_251006.docx
@@ -672,6 +672,12 @@
           <w:rFonts w:ascii="Times New Roman" w:hAnsi="Times New Roman" w:cs="Times New Roman" w:hint="eastAsia"/>
         </w:rPr>
         <w:t>PyQGIS</w:t>
+      </w:r>
+      <w:r>
+        <w:rPr>
+          <w:rFonts w:ascii="Times New Roman" w:hAnsi="Times New Roman" w:cs="Times New Roman" w:hint="eastAsia"/>
+        </w:rPr>
+        <w:t>, SOLWEIG_GPU</w:t>
       </w:r>
       <w:r>
         <w:rPr>
@@ -1577,7 +1583,13 @@
         <w:rPr>
           <w:rFonts w:ascii="Times New Roman" w:hAnsi="Times New Roman" w:cs="Times New Roman" w:hint="eastAsia"/>
         </w:rPr>
-        <w:t>100</w:t>
+        <w:t>1</w:t>
+      </w:r>
+      <w:r>
+        <w:rPr>
+          <w:rFonts w:ascii="Times New Roman" w:hAnsi="Times New Roman" w:cs="Times New Roman" w:hint="eastAsia"/>
+        </w:rPr>
+        <w:t>21</w:t>
       </w:r>
       <w:r>
         <w:rPr>
@@ -1620,42 +1632,6 @@
           <w:t>https://www.scopus.com/authid/detail.uri?authorId=57349228300</w:t>
         </w:r>
       </w:hyperlink>
-      <w:r>
-        <w:rPr>
-          <w:rFonts w:ascii="Times New Roman" w:hAnsi="Times New Roman" w:cs="Times New Roman"/>
-        </w:rPr>
-        <w:t xml:space="preserve"> (Total citations: </w:t>
-      </w:r>
-      <w:r>
-        <w:rPr>
-          <w:rFonts w:ascii="Times New Roman" w:hAnsi="Times New Roman" w:cs="Times New Roman" w:hint="eastAsia"/>
-        </w:rPr>
-        <w:t>7</w:t>
-      </w:r>
-      <w:r>
-        <w:rPr>
-          <w:rFonts w:ascii="Times New Roman" w:hAnsi="Times New Roman" w:cs="Times New Roman" w:hint="eastAsia"/>
-        </w:rPr>
-        <w:t>8</w:t>
-      </w:r>
-      <w:r>
-        <w:rPr>
-          <w:rFonts w:ascii="Times New Roman" w:hAnsi="Times New Roman" w:cs="Times New Roman"/>
-        </w:rPr>
-        <w:t xml:space="preserve">, H-index: </w:t>
-      </w:r>
-      <w:r>
-        <w:rPr>
-          <w:rFonts w:ascii="Times New Roman" w:hAnsi="Times New Roman" w:cs="Times New Roman" w:hint="eastAsia"/>
-        </w:rPr>
-        <w:t>5</w:t>
-      </w:r>
-      <w:r>
-        <w:rPr>
-          <w:rFonts w:ascii="Times New Roman" w:hAnsi="Times New Roman" w:cs="Times New Roman"/>
-        </w:rPr>
-        <w:t>)</w:t>
-      </w:r>
     </w:p>
     <w:p>
       <w:pPr>
@@ -1679,24 +1655,6 @@
           <w:t>https://www.researchgate.net/profile/Shuyang-Zhang-17/research</w:t>
         </w:r>
       </w:hyperlink>
-      <w:r>
-        <w:rPr>
-          <w:rFonts w:ascii="Times New Roman" w:hAnsi="Times New Roman" w:cs="Times New Roman"/>
-        </w:rPr>
-        <w:t xml:space="preserve"> (Total citations: </w:t>
-      </w:r>
-      <w:r>
-        <w:rPr>
-          <w:rFonts w:ascii="Times New Roman" w:hAnsi="Times New Roman" w:cs="Times New Roman" w:hint="eastAsia"/>
-        </w:rPr>
-        <w:t>95</w:t>
-      </w:r>
-      <w:r>
-        <w:rPr>
-          <w:rFonts w:ascii="Times New Roman" w:hAnsi="Times New Roman" w:cs="Times New Roman"/>
-        </w:rPr>
-        <w:t>, H-index: 5)</w:t>
-      </w:r>
     </w:p>
     <w:p>
       <w:pPr>
@@ -1793,7 +1751,7 @@
         <w:rPr>
           <w:rFonts w:ascii="Times New Roman" w:hAnsi="Times New Roman" w:cs="Times New Roman" w:hint="eastAsia"/>
         </w:rPr>
-        <w:t>4</w:t>
+        <w:t>5</w:t>
       </w:r>
       <w:r>
         <w:rPr>
@@ -1849,7 +1807,19 @@
         <w:rPr>
           <w:rFonts w:ascii="Times New Roman" w:hAnsi="Times New Roman" w:cs="Times New Roman"/>
         </w:rPr>
-        <w:t>, Wu X, Xu P, Liu N*, Li N*. Local UHI mitigation and utilization: Urban building energy modeling, simulation, and urban design responses based on localized weather data.</w:t>
+        <w:t xml:space="preserve">, Wu X, Xu P, Liu N*, Li N*. </w:t>
+      </w:r>
+      <w:r>
+        <w:rPr>
+          <w:rFonts w:ascii="Times New Roman" w:hAnsi="Times New Roman" w:cs="Times New Roman" w:hint="eastAsia"/>
+        </w:rPr>
+        <w:t xml:space="preserve">(2026). </w:t>
+      </w:r>
+      <w:r>
+        <w:rPr>
+          <w:rFonts w:ascii="Times New Roman" w:hAnsi="Times New Roman" w:cs="Times New Roman"/>
+        </w:rPr>
+        <w:t>Local UHI mitigation and utilization: Urban building energy modeling, simulation, and urban design responses based on localized weather data.</w:t>
       </w:r>
       <w:r>
         <w:rPr>
@@ -1871,20 +1841,7 @@
         <w:rPr>
           <w:rFonts w:ascii="Times New Roman" w:hAnsi="Times New Roman" w:cs="Times New Roman"/>
         </w:rPr>
-        <w:t xml:space="preserve">. (SCI Q1, IF=5.9, </w:t>
-      </w:r>
-      <w:r>
-        <w:rPr>
-          <w:rFonts w:ascii="Times New Roman" w:hAnsi="Times New Roman" w:cs="Times New Roman" w:hint="eastAsia"/>
-          <w:u w:val="single"/>
-        </w:rPr>
-        <w:t>Accepted</w:t>
-      </w:r>
-      <w:r>
-        <w:rPr>
-          <w:rFonts w:ascii="Times New Roman" w:hAnsi="Times New Roman" w:cs="Times New Roman"/>
-        </w:rPr>
-        <w:t>)</w:t>
+        <w:t>. (SCI Q1, IF=5.9)</w:t>
       </w:r>
       <w:r>
         <w:rPr>
@@ -1899,9 +1856,10 @@
             <w:rFonts w:ascii="Times New Roman" w:hAnsi="Times New Roman" w:cs="Times New Roman" w:hint="eastAsia"/>
             <w:u w:val="none"/>
           </w:rPr>
-          <w:t>https://papers.ssrn.com/sol3/papers.cfm?abstract_id=5555862</w:t>
+          <w:t>https://doi.org/10.1007/s12273-026-1410-7</w:t>
         </w:r>
       </w:hyperlink>
+      <w:hyperlink r:id="rId17" w:history="1"/>
     </w:p>
     <w:p>
       <w:pPr>
@@ -1956,7 +1914,7 @@
         </w:rPr>
         <w:t xml:space="preserve">113824. (SCI Q1, IF=7.6) </w:t>
       </w:r>
-      <w:hyperlink r:id="rId17" w:tgtFrame="_blank" w:tooltip="Persistent link using digital object identifier" w:history="1">
+      <w:hyperlink r:id="rId18" w:tgtFrame="_blank" w:tooltip="Persistent link using digital object identifier" w:history="1">
         <w:r>
           <w:rPr>
             <w:rStyle w:val="af2"/>
@@ -2082,7 +2040,7 @@
         </w:rPr>
         <w:t xml:space="preserve"> </w:t>
       </w:r>
-      <w:hyperlink r:id="rId18" w:tgtFrame="_blank" w:tooltip="Persistent link using digital object identifier" w:history="1">
+      <w:hyperlink r:id="rId19" w:tgtFrame="_blank" w:tooltip="Persistent link using digital object identifier" w:history="1">
         <w:r>
           <w:rPr>
             <w:rStyle w:val="af2"/>
@@ -2168,33 +2126,6 @@
         <w:rPr>
           <w:rFonts w:ascii="Times New Roman" w:hAnsi="Times New Roman" w:cs="Times New Roman"/>
         </w:rPr>
-        <w:t xml:space="preserve">, </w:t>
-      </w:r>
-      <w:r>
-        <w:rPr>
-          <w:rFonts w:ascii="Times New Roman" w:hAnsi="Times New Roman" w:cs="Times New Roman"/>
-          <w:u w:val="single"/>
-        </w:rPr>
-        <w:t>1</w:t>
-      </w:r>
-      <w:r>
-        <w:rPr>
-          <w:rFonts w:ascii="Times New Roman" w:hAnsi="Times New Roman" w:cs="Times New Roman" w:hint="eastAsia"/>
-          <w:u w:val="single"/>
-        </w:rPr>
-        <w:t>3</w:t>
-      </w:r>
-      <w:r>
-        <w:rPr>
-          <w:rFonts w:ascii="Times New Roman" w:hAnsi="Times New Roman" w:cs="Times New Roman"/>
-          <w:u w:val="single"/>
-        </w:rPr>
-        <w:t xml:space="preserve"> citations</w:t>
-      </w:r>
-      <w:r>
-        <w:rPr>
-          <w:rFonts w:ascii="Times New Roman" w:hAnsi="Times New Roman" w:cs="Times New Roman"/>
-        </w:rPr>
         <w:t>)</w:t>
       </w:r>
       <w:r>
@@ -2203,7 +2134,7 @@
         </w:rPr>
         <w:t xml:space="preserve"> </w:t>
       </w:r>
-      <w:hyperlink r:id="rId19" w:tgtFrame="_blank" w:tooltip="Persistent link using digital object identifier" w:history="1">
+      <w:hyperlink r:id="rId20" w:tgtFrame="_blank" w:tooltip="Persistent link using digital object identifier" w:history="1">
         <w:r>
           <w:rPr>
             <w:rStyle w:val="af2"/>
@@ -2265,22 +2196,9 @@
         <w:rPr>
           <w:rFonts w:ascii="Times New Roman" w:hAnsi="Times New Roman" w:cs="Times New Roman"/>
         </w:rPr>
-        <w:t xml:space="preserve">, 51(2), 529-545. (SSCI Q1, IF=3.1, </w:t>
-      </w:r>
-      <w:r>
-        <w:rPr>
-          <w:rFonts w:ascii="Times New Roman" w:hAnsi="Times New Roman" w:cs="Times New Roman"/>
-          <w:u w:val="single"/>
-        </w:rPr>
-        <w:t>34 citations</w:t>
-      </w:r>
-      <w:r>
-        <w:rPr>
-          <w:rFonts w:ascii="Times New Roman" w:hAnsi="Times New Roman" w:cs="Times New Roman"/>
-        </w:rPr>
-        <w:t xml:space="preserve">) </w:t>
-      </w:r>
-      <w:hyperlink r:id="rId20" w:history="1">
+        <w:t xml:space="preserve">, 51(2), 529-545. (SSCI Q1, IF=3.1) </w:t>
+      </w:r>
+      <w:hyperlink r:id="rId21" w:history="1">
         <w:r>
           <w:rPr>
             <w:rStyle w:val="af2"/>
@@ -2374,27 +2292,6 @@
           <w:rFonts w:ascii="Times New Roman" w:hAnsi="Times New Roman" w:cs="Times New Roman" w:hint="eastAsia"/>
           <w:u w:val="single"/>
         </w:rPr>
-        <w:t>10</w:t>
-      </w:r>
-      <w:r>
-        <w:rPr>
-          <w:rFonts w:ascii="Times New Roman" w:hAnsi="Times New Roman" w:cs="Times New Roman"/>
-          <w:u w:val="single"/>
-        </w:rPr>
-        <w:t xml:space="preserve"> citations</w:t>
-      </w:r>
-      <w:r>
-        <w:rPr>
-          <w:rFonts w:ascii="Times New Roman" w:hAnsi="Times New Roman" w:cs="Times New Roman" w:hint="eastAsia"/>
-          <w:u w:val="single"/>
-        </w:rPr>
-        <w:t xml:space="preserve">, </w:t>
-      </w:r>
-      <w:r>
-        <w:rPr>
-          <w:rFonts w:ascii="Times New Roman" w:hAnsi="Times New Roman" w:cs="Times New Roman" w:hint="eastAsia"/>
-          <w:u w:val="single"/>
-        </w:rPr>
         <w:t>t</w:t>
       </w:r>
       <w:r>
@@ -2487,7 +2384,7 @@
         </w:rPr>
         <w:t xml:space="preserve"> </w:t>
       </w:r>
-      <w:hyperlink r:id="rId21" w:tgtFrame="_blank" w:tooltip="Persistent link using digital object identifier" w:history="1">
+      <w:hyperlink r:id="rId22" w:tgtFrame="_blank" w:tooltip="Persistent link using digital object identifier" w:history="1">
         <w:r>
           <w:rPr>
             <w:rStyle w:val="af2"/>
@@ -2569,7 +2466,7 @@
         </w:rPr>
         <w:t xml:space="preserve">. (SCI Q1, IF=15.7) </w:t>
       </w:r>
-      <w:hyperlink r:id="rId22" w:history="1">
+      <w:hyperlink r:id="rId23" w:history="1">
         <w:r>
           <w:rPr>
             <w:rStyle w:val="af2"/>
@@ -2760,7 +2657,7 @@
         </w:rPr>
         <w:t xml:space="preserve"> </w:t>
       </w:r>
-      <w:hyperlink r:id="rId23" w:history="1">
+      <w:hyperlink r:id="rId24" w:history="1">
         <w:r>
           <w:rPr>
             <w:rStyle w:val="af2"/>
@@ -2873,7 +2770,7 @@
         </w:rPr>
         <w:t xml:space="preserve"> </w:t>
       </w:r>
-      <w:hyperlink r:id="rId24" w:history="1">
+      <w:hyperlink r:id="rId25" w:history="1">
         <w:r>
           <w:rPr>
             <w:rStyle w:val="af2"/>
@@ -3023,7 +2920,7 @@
         </w:rPr>
         <w:t xml:space="preserve"> </w:t>
       </w:r>
-      <w:hyperlink r:id="rId25" w:history="1">
+      <w:hyperlink r:id="rId26" w:history="1">
         <w:r>
           <w:rPr>
             <w:rStyle w:val="af2"/>
@@ -3148,7 +3045,7 @@
         </w:rPr>
         <w:t xml:space="preserve"> </w:t>
       </w:r>
-      <w:hyperlink r:id="rId26" w:tgtFrame="_blank" w:tooltip="Persistent link using digital object identifier" w:history="1">
+      <w:hyperlink r:id="rId27" w:tgtFrame="_blank" w:tooltip="Persistent link using digital object identifier" w:history="1">
         <w:r>
           <w:rPr>
             <w:rStyle w:val="af2"/>
@@ -3231,7 +3128,7 @@
         </w:rPr>
         <w:t xml:space="preserve"> </w:t>
       </w:r>
-      <w:hyperlink r:id="rId27" w:tgtFrame="_blank" w:tooltip="Persistent link using digital object identifier" w:history="1">
+      <w:hyperlink r:id="rId28" w:tgtFrame="_blank" w:tooltip="Persistent link using digital object identifier" w:history="1">
         <w:r>
           <w:rPr>
             <w:rStyle w:val="af2"/>
@@ -3331,7 +3228,7 @@
         </w:rPr>
         <w:t xml:space="preserve"> </w:t>
       </w:r>
-      <w:hyperlink r:id="rId28" w:history="1">
+      <w:hyperlink r:id="rId29" w:history="1">
         <w:r>
           <w:rPr>
             <w:rStyle w:val="af2"/>
@@ -3349,6 +3246,70 @@
           <w:ilvl w:val="0"/>
           <w:numId w:val="1"/>
         </w:numPr>
+        <w:rPr>
+          <w:rFonts w:ascii="Times New Roman" w:hAnsi="Times New Roman" w:cs="Times New Roman"/>
+        </w:rPr>
+      </w:pPr>
+      <w:r>
+        <w:rPr>
+          <w:rFonts w:ascii="Times New Roman" w:hAnsi="Times New Roman" w:cs="Times New Roman" w:hint="eastAsia"/>
+        </w:rPr>
+        <w:t xml:space="preserve">Gao X, Yuan M, Yang Y, </w:t>
+      </w:r>
+      <w:r>
+        <w:rPr>
+          <w:rFonts w:ascii="Times New Roman" w:hAnsi="Times New Roman" w:cs="Times New Roman" w:hint="eastAsia"/>
+          <w:b/>
+          <w:bCs/>
+        </w:rPr>
+        <w:t>Zhang S</w:t>
+      </w:r>
+      <w:r>
+        <w:rPr>
+          <w:rFonts w:ascii="Times New Roman" w:hAnsi="Times New Roman" w:cs="Times New Roman" w:hint="eastAsia"/>
+        </w:rPr>
+        <w:t xml:space="preserve">, Ni J, Zhuang W, Geng Y*. (2026). Decoding occupant behavior in shared spaces of open-plan offices: A multi-sensor data fusion and machine learning approach. </w:t>
+      </w:r>
+      <w:r>
+        <w:rPr>
+          <w:rFonts w:ascii="Times New Roman" w:hAnsi="Times New Roman" w:cs="Times New Roman" w:hint="eastAsia"/>
+          <w:b/>
+          <w:bCs/>
+          <w:i/>
+          <w:iCs/>
+        </w:rPr>
+        <w:t>Building and Environment</w:t>
+      </w:r>
+      <w:r>
+        <w:rPr>
+          <w:rFonts w:ascii="Times New Roman" w:hAnsi="Times New Roman" w:cs="Times New Roman" w:hint="eastAsia"/>
+        </w:rPr>
+        <w:t>, 114281. (SCI Q1, IF=7.6)</w:t>
+      </w:r>
+      <w:r>
+        <w:rPr>
+          <w:rFonts w:ascii="Times New Roman" w:hAnsi="Times New Roman" w:cs="Times New Roman" w:hint="eastAsia"/>
+        </w:rPr>
+        <w:t xml:space="preserve"> </w:t>
+      </w:r>
+      <w:hyperlink r:id="rId30" w:history="1">
+        <w:r>
+          <w:rPr>
+            <w:rStyle w:val="af2"/>
+            <w:rFonts w:ascii="Times New Roman" w:hAnsi="Times New Roman" w:cs="Times New Roman" w:hint="eastAsia"/>
+            <w:u w:val="none"/>
+          </w:rPr>
+          <w:t>https://doi.org/10.1016/j.buildenv.2026.114281</w:t>
+        </w:r>
+      </w:hyperlink>
+    </w:p>
+    <w:p>
+      <w:pPr>
+        <w:pStyle w:val="a9"/>
+        <w:numPr>
+          <w:ilvl w:val="0"/>
+          <w:numId w:val="1"/>
+        </w:numPr>
         <w:ind w:left="357" w:hanging="357"/>
         <w:rPr>
           <w:rFonts w:ascii="Times New Roman" w:hAnsi="Times New Roman" w:cs="Times New Roman"/>
@@ -3518,7 +3479,7 @@
         </w:rPr>
         <w:t xml:space="preserve"> </w:t>
       </w:r>
-      <w:hyperlink r:id="rId29" w:tgtFrame="_blank" w:history="1">
+      <w:hyperlink r:id="rId31" w:tgtFrame="_blank" w:history="1">
         <w:r>
           <w:rPr>
             <w:rStyle w:val="af2"/>
@@ -4007,6 +3968,13 @@
     </w:p>
     <w:p>
       <w:pPr>
+        <w:rPr>
+          <w:rFonts w:ascii="Times New Roman" w:hAnsi="Times New Roman" w:cs="Times New Roman"/>
+        </w:rPr>
+      </w:pPr>
+    </w:p>
+    <w:p>
+      <w:pPr>
         <w:spacing w:after="60"/>
         <w:outlineLvl w:val="1"/>
         <w:rPr>
@@ -4376,46 +4344,6 @@
         </w:rPr>
         <w:t>. (Invention patents, originally submitted in July 2025)</w:t>
       </w:r>
-    </w:p>
-    <w:p>
-      <w:pPr>
-        <w:spacing w:after="60"/>
-        <w:rPr>
-          <w:rFonts w:ascii="Times New Roman" w:hAnsi="Times New Roman" w:cs="Times New Roman"/>
-          <w:b/>
-          <w:bCs/>
-        </w:rPr>
-      </w:pPr>
-    </w:p>
-    <w:p>
-      <w:pPr>
-        <w:spacing w:after="60"/>
-        <w:rPr>
-          <w:rFonts w:ascii="Times New Roman" w:hAnsi="Times New Roman" w:cs="Times New Roman"/>
-          <w:b/>
-          <w:bCs/>
-        </w:rPr>
-      </w:pPr>
-    </w:p>
-    <w:p>
-      <w:pPr>
-        <w:spacing w:after="60"/>
-        <w:rPr>
-          <w:rFonts w:ascii="Times New Roman" w:hAnsi="Times New Roman" w:cs="Times New Roman"/>
-          <w:b/>
-          <w:bCs/>
-        </w:rPr>
-      </w:pPr>
-    </w:p>
-    <w:p>
-      <w:pPr>
-        <w:spacing w:after="60"/>
-        <w:rPr>
-          <w:rFonts w:ascii="Times New Roman" w:hAnsi="Times New Roman" w:cs="Times New Roman"/>
-          <w:b/>
-          <w:bCs/>
-        </w:rPr>
-      </w:pPr>
     </w:p>
     <w:p>
       <w:pPr>
@@ -7147,7 +7075,7 @@
             <w:pPr>
               <w:spacing w:after="60"/>
               <w:rPr>
-                <w:rFonts w:ascii="Times New Roman" w:hAnsi="Times New Roman" w:cs="Times New Roman" w:hint="eastAsia"/>
+                <w:rFonts w:ascii="Times New Roman" w:hAnsi="Times New Roman" w:cs="Times New Roman"/>
                 <w:b/>
                 <w:bCs/>
               </w:rPr>
@@ -8079,8 +8007,8 @@
       </w:r>
     </w:p>
     <w:sectPr>
-      <w:headerReference w:type="default" r:id="rId30"/>
-      <w:footerReference w:type="default" r:id="rId31"/>
+      <w:headerReference w:type="default" r:id="rId32"/>
+      <w:footerReference w:type="default" r:id="rId33"/>
       <w:pgSz w:w="11906" w:h="16838"/>
       <w:pgMar w:top="1077" w:right="1077" w:bottom="1077" w:left="1077" w:header="737" w:footer="992" w:gutter="0"/>
       <w:cols w:space="425"/>

--- a/CV/ZhangShuyang_CV_251006.docx
+++ b/CV/ZhangShuyang_CV_251006.docx
@@ -659,25 +659,37 @@
         <w:rPr>
           <w:rFonts w:ascii="Times New Roman" w:hAnsi="Times New Roman" w:cs="Times New Roman"/>
         </w:rPr>
-        <w:t>: ArcGIS, QGIS (UMEP</w:t>
+        <w:t>: ArcGIS, QGIS (</w:t>
       </w:r>
       <w:r>
         <w:rPr>
           <w:rFonts w:ascii="Times New Roman" w:hAnsi="Times New Roman" w:cs="Times New Roman" w:hint="eastAsia"/>
         </w:rPr>
+        <w:t>PyQGIS</w:t>
+      </w:r>
+      <w:r>
+        <w:rPr>
+          <w:rFonts w:ascii="Times New Roman" w:hAnsi="Times New Roman" w:cs="Times New Roman" w:hint="eastAsia"/>
+        </w:rPr>
         <w:t xml:space="preserve">, </w:t>
       </w:r>
       <w:r>
         <w:rPr>
+          <w:rFonts w:ascii="Times New Roman" w:hAnsi="Times New Roman" w:cs="Times New Roman"/>
+        </w:rPr>
+        <w:t>UMEP</w:t>
+      </w:r>
+      <w:r>
+        <w:rPr>
           <w:rFonts w:ascii="Times New Roman" w:hAnsi="Times New Roman" w:cs="Times New Roman" w:hint="eastAsia"/>
         </w:rPr>
-        <w:t>PyQGIS</w:t>
+        <w:t xml:space="preserve">, </w:t>
       </w:r>
       <w:r>
         <w:rPr>
           <w:rFonts w:ascii="Times New Roman" w:hAnsi="Times New Roman" w:cs="Times New Roman" w:hint="eastAsia"/>
         </w:rPr>
-        <w:t>, SOLWEIG_GPU</w:t>
+        <w:t>SOLWEIG_GPU</w:t>
       </w:r>
       <w:r>
         <w:rPr>
